--- a/docs/Event_Management_System_Test_Plan.docx
+++ b/docs/Event_Management_System_Test_Plan.docx
@@ -74,10 +74,7 @@
         <w:rPr/>
       </w:pPr>
       <w:r>
-        <w:rPr>
-          <w:rtl w:val="0"/>
-        </w:rPr>
-        <w:t xml:space="preserve">Version: 1.4</w:t>
+        <w:t>Version: 1.5</w:t>
       </w:r>
     </w:p>
     <w:p>
@@ -119,16 +116,7 @@
         <w:rPr/>
       </w:pPr>
       <w:r>
-        <w:rPr>
-          <w:rFonts w:ascii="Calibri" w:cs="Calibri" w:eastAsia="Calibri" w:hAnsi="Calibri"/>
-          <w:rtl w:val="0"/>
-        </w:rPr>
-        <w:t xml:space="preserve">Date: 4-10-2026</w:t>
-      </w:r>
-      <w:r>
-        <w:rPr>
-          <w:rtl w:val="0"/>
-        </w:rPr>
+        <w:t>Date: 29-10-2026</w:t>
       </w:r>
     </w:p>
     <w:p>
@@ -138,16 +126,7 @@
         <w:rPr/>
       </w:pPr>
       <w:r>
-        <w:rPr>
-          <w:rFonts w:ascii="Calibri" w:cs="Calibri" w:eastAsia="Calibri" w:hAnsi="Calibri"/>
-          <w:rtl w:val="0"/>
-        </w:rPr>
-        <w:t xml:space="preserve">Status: Draft</w:t>
-      </w:r>
-      <w:r>
-        <w:rPr>
-          <w:rtl w:val="0"/>
-        </w:rPr>
+        <w:t>Status: Draft — current coverage and unimplemented features annotated</w:t>
       </w:r>
     </w:p>
     <w:p>
@@ -193,16 +172,7 @@
         <w:rPr/>
       </w:pPr>
       <w:r>
-        <w:rPr>
-          <w:rFonts w:ascii="Calibri" w:cs="Calibri" w:eastAsia="Calibri" w:hAnsi="Calibri"/>
-          <w:rtl w:val="0"/>
-        </w:rPr>
-        <w:t xml:space="preserve">Purpose: This document defines test plan for the Event Management System (EMS) v1.3. It outlines objectives, scope, strategy, resources, schedule, and responsibilities for testing.</w:t>
-      </w:r>
-      <w:r>
-        <w:rPr>
-          <w:rtl w:val="0"/>
-        </w:rPr>
+        <w:t>Purpose: This document defines the test strategy for the Event Management System (EMS) target requirements and distinguishes tests executable against the implementation baseline reviewed on 29 October 2026 from future-module test cases.</w:t>
       </w:r>
     </w:p>
     <w:p>
@@ -211,16 +181,7 @@
         <w:rPr/>
       </w:pPr>
       <w:r>
-        <w:rPr>
-          <w:rFonts w:ascii="Calibri" w:cs="Calibri" w:eastAsia="Calibri" w:hAnsi="Calibri"/>
-          <w:rtl w:val="0"/>
-        </w:rPr>
-        <w:t xml:space="preserve">Scope: Testing covers authentication, event creation or management, registration and waitlisting, payment processing, notifications, QR checkin, and admin reporting. Third party payment gateway internals and email/SMS provider infrastructure are excluded.</w:t>
-      </w:r>
-      <w:r>
-        <w:rPr>
-          <w:rtl w:val="0"/>
-        </w:rPr>
+        <w:t>Scope: Automated tests currently cover account registration/verification/login, JWT and role/ownership controls, event creation/edit/publish/cancel, event listing/search/filtering and validation. Registration/waitlist, payment/refunds, event notification delivery, QR check-in, and reporting are planned modules; their test cases remain design targets and cannot be executed against the current code baseline.</w:t>
       </w:r>
     </w:p>
     <w:p>
@@ -229,10 +190,7 @@
         <w:rPr/>
       </w:pPr>
       <w:r>
-        <w:rPr>
-          <w:rtl w:val="0"/>
-        </w:rPr>
-        <w:t xml:space="preserve">References: EMS SRS v1.4, Software Architecture and Design Specification v1.4, OWASP Top 10, PCI-DSS guidance.</w:t>
+        <w:t>References: EMS SRS v1.5, Software Architecture and Design Specification v1.5, docs/IMPLEMENTATION_BASELINE.md, docs/API_REFERENCE.md, docs/TESTING_AND_RESULTS.md, OWASP guidance as applicable.</w:t>
       </w:r>
     </w:p>
     <w:p>
@@ -301,28 +259,7 @@
         <w:rPr/>
       </w:pPr>
       <w:r>
-        <w:rPr>
-          <w:rFonts w:ascii="Calibri" w:cs="Calibri" w:eastAsia="Calibri" w:hAnsi="Calibri"/>
-          <w:b w:val="0"/>
-          <w:bCs w:val="0"/>
-          <w:i w:val="0"/>
-          <w:iCs w:val="0"/>
-          <w:smallCaps w:val="0"/>
-          <w:strike w:val="0"/>
-          <w:color w:val="000000"/>
-          <w:sz w:val="20"/>
-          <w:szCs w:val="20"/>
-          <w:u w:val="none"/>
-          <w:shd w:fill="auto" w:val="clear"/>
-          <w:vertAlign w:val="baseline"/>
-          <w:rtl w:val="0"/>
-        </w:rPr>
-        <w:t xml:space="preserve">Authentication module (registration, login, RBAC)</w:t>
-      </w:r>
-      <w:r>
-        <w:rPr>
-          <w:rtl w:val="0"/>
-        </w:rPr>
+        <w:t>Implemented test item: authentication, email-verification gate, login/JWT and RBAC.</w:t>
       </w:r>
     </w:p>
     <w:p>
@@ -349,28 +286,7 @@
         <w:rPr/>
       </w:pPr>
       <w:r>
-        <w:rPr>
-          <w:rFonts w:ascii="Calibri" w:cs="Calibri" w:eastAsia="Calibri" w:hAnsi="Calibri"/>
-          <w:b w:val="0"/>
-          <w:bCs w:val="0"/>
-          <w:i w:val="0"/>
-          <w:iCs w:val="0"/>
-          <w:smallCaps w:val="0"/>
-          <w:strike w:val="0"/>
-          <w:color w:val="000000"/>
-          <w:sz w:val="20"/>
-          <w:szCs w:val="20"/>
-          <w:u w:val="none"/>
-          <w:shd w:fill="auto" w:val="clear"/>
-          <w:vertAlign w:val="baseline"/>
-          <w:rtl w:val="0"/>
-        </w:rPr>
-        <w:t xml:space="preserve">Event creation and management module</w:t>
-      </w:r>
-      <w:r>
-        <w:rPr>
-          <w:rtl w:val="0"/>
-        </w:rPr>
+        <w:t>Implemented test item: event create/edit/publish/cancel, validation and ownership.</w:t>
       </w:r>
     </w:p>
     <w:p>
@@ -397,28 +313,7 @@
         <w:rPr/>
       </w:pPr>
       <w:r>
-        <w:rPr>
-          <w:rFonts w:ascii="Calibri" w:cs="Calibri" w:eastAsia="Calibri" w:hAnsi="Calibri"/>
-          <w:b w:val="0"/>
-          <w:bCs w:val="0"/>
-          <w:i w:val="0"/>
-          <w:iCs w:val="0"/>
-          <w:smallCaps w:val="0"/>
-          <w:strike w:val="0"/>
-          <w:color w:val="000000"/>
-          <w:sz w:val="20"/>
-          <w:szCs w:val="20"/>
-          <w:u w:val="none"/>
-          <w:shd w:fill="auto" w:val="clear"/>
-          <w:vertAlign w:val="baseline"/>
-          <w:rtl w:val="0"/>
-        </w:rPr>
-        <w:t xml:space="preserve">Registration and waitlist module</w:t>
-      </w:r>
-      <w:r>
-        <w:rPr>
-          <w:rtl w:val="0"/>
-        </w:rPr>
+        <w:t>Planned test item — blocked until registration and waitlist models/routes are implemented.</w:t>
       </w:r>
     </w:p>
     <w:p>
@@ -445,28 +340,7 @@
         <w:rPr/>
       </w:pPr>
       <w:r>
-        <w:rPr>
-          <w:rFonts w:ascii="Calibri" w:cs="Calibri" w:eastAsia="Calibri" w:hAnsi="Calibri"/>
-          <w:b w:val="0"/>
-          <w:bCs w:val="0"/>
-          <w:i w:val="0"/>
-          <w:iCs w:val="0"/>
-          <w:smallCaps w:val="0"/>
-          <w:strike w:val="0"/>
-          <w:color w:val="000000"/>
-          <w:sz w:val="20"/>
-          <w:szCs w:val="20"/>
-          <w:u w:val="none"/>
-          <w:shd w:fill="auto" w:val="clear"/>
-          <w:vertAlign w:val="baseline"/>
-          <w:rtl w:val="0"/>
-        </w:rPr>
-        <w:t xml:space="preserve">Payment processing module</w:t>
-      </w:r>
-      <w:r>
-        <w:rPr>
-          <w:rtl w:val="0"/>
-        </w:rPr>
+        <w:t>Planned test item — blocked until payment routes/provider integration exist.</w:t>
       </w:r>
     </w:p>
     <w:p>
@@ -493,28 +367,7 @@
         <w:rPr/>
       </w:pPr>
       <w:r>
-        <w:rPr>
-          <w:rFonts w:ascii="Calibri" w:cs="Calibri" w:eastAsia="Calibri" w:hAnsi="Calibri"/>
-          <w:b w:val="0"/>
-          <w:bCs w:val="0"/>
-          <w:i w:val="0"/>
-          <w:iCs w:val="0"/>
-          <w:smallCaps w:val="0"/>
-          <w:strike w:val="0"/>
-          <w:color w:val="000000"/>
-          <w:sz w:val="20"/>
-          <w:szCs w:val="20"/>
-          <w:u w:val="none"/>
-          <w:shd w:fill="auto" w:val="clear"/>
-          <w:vertAlign w:val="baseline"/>
-          <w:rtl w:val="0"/>
-        </w:rPr>
-        <w:t xml:space="preserve">Notification module (email/SMS)</w:t>
-      </w:r>
-      <w:r>
-        <w:rPr>
-          <w:rtl w:val="0"/>
-        </w:rPr>
+        <w:t>Planned test item — email/SMS delivery is not integrated (verification link is console-only).</w:t>
       </w:r>
     </w:p>
     <w:p>
@@ -541,28 +394,7 @@
         <w:rPr/>
       </w:pPr>
       <w:r>
-        <w:rPr>
-          <w:rFonts w:ascii="Calibri" w:cs="Calibri" w:eastAsia="Calibri" w:hAnsi="Calibri"/>
-          <w:b w:val="0"/>
-          <w:bCs w:val="0"/>
-          <w:i w:val="0"/>
-          <w:iCs w:val="0"/>
-          <w:smallCaps w:val="0"/>
-          <w:strike w:val="0"/>
-          <w:color w:val="000000"/>
-          <w:sz w:val="20"/>
-          <w:szCs w:val="20"/>
-          <w:u w:val="none"/>
-          <w:shd w:fill="auto" w:val="clear"/>
-          <w:vertAlign w:val="baseline"/>
-          <w:rtl w:val="0"/>
-        </w:rPr>
-        <w:t xml:space="preserve">QR check-in module</w:t>
-      </w:r>
-      <w:r>
-        <w:rPr>
-          <w:rtl w:val="0"/>
-        </w:rPr>
+        <w:t>Planned test item — no ticket/QR/check-in routes exist.</w:t>
       </w:r>
     </w:p>
     <w:p>
@@ -589,28 +421,7 @@
         <w:rPr/>
       </w:pPr>
       <w:r>
-        <w:rPr>
-          <w:rFonts w:ascii="Calibri" w:cs="Calibri" w:eastAsia="Calibri" w:hAnsi="Calibri"/>
-          <w:b w:val="0"/>
-          <w:bCs w:val="0"/>
-          <w:i w:val="0"/>
-          <w:iCs w:val="0"/>
-          <w:smallCaps w:val="0"/>
-          <w:strike w:val="0"/>
-          <w:color w:val="000000"/>
-          <w:sz w:val="20"/>
-          <w:szCs w:val="20"/>
-          <w:u w:val="none"/>
-          <w:shd w:fill="auto" w:val="clear"/>
-          <w:vertAlign w:val="baseline"/>
-          <w:rtl w:val="0"/>
-        </w:rPr>
-        <w:t xml:space="preserve">Admin/organizer reporting dashboard</w:t>
-      </w:r>
-      <w:r>
-        <w:rPr>
-          <w:rtl w:val="0"/>
-        </w:rPr>
+        <w:t>Planned test item — no dashboard or CSV-reporting routes exist.</w:t>
       </w:r>
     </w:p>
     <w:p>
@@ -823,28 +634,7 @@
         <w:rPr/>
       </w:pPr>
       <w:r>
-        <w:rPr>
-          <w:rFonts w:ascii="Calibri" w:cs="Calibri" w:eastAsia="Calibri" w:hAnsi="Calibri"/>
-          <w:b w:val="0"/>
-          <w:bCs w:val="0"/>
-          <w:i w:val="0"/>
-          <w:iCs w:val="0"/>
-          <w:smallCaps w:val="0"/>
-          <w:strike w:val="0"/>
-          <w:color w:val="000000"/>
-          <w:sz w:val="20"/>
-          <w:szCs w:val="20"/>
-          <w:u w:val="none"/>
-          <w:shd w:fill="auto" w:val="clear"/>
-          <w:vertAlign w:val="baseline"/>
-          <w:rtl w:val="0"/>
-        </w:rPr>
-        <w:t xml:space="preserve">REQ-11 to REQ-14: Registration, waitlisting, capacity tracking, cancellation</w:t>
-      </w:r>
-      <w:r>
-        <w:rPr>
-          <w:rtl w:val="0"/>
-        </w:rPr>
+        <w:t>REQ-11 to REQ-14: Registration, waitlisting, capacity tracking and cancellation — PLANNED, not executable in current code.</w:t>
       </w:r>
     </w:p>
     <w:p>
@@ -871,28 +661,7 @@
         <w:rPr/>
       </w:pPr>
       <w:r>
-        <w:rPr>
-          <w:rFonts w:ascii="Calibri" w:cs="Calibri" w:eastAsia="Calibri" w:hAnsi="Calibri"/>
-          <w:b w:val="0"/>
-          <w:bCs w:val="0"/>
-          <w:i w:val="0"/>
-          <w:iCs w:val="0"/>
-          <w:smallCaps w:val="0"/>
-          <w:strike w:val="0"/>
-          <w:color w:val="000000"/>
-          <w:sz w:val="20"/>
-          <w:szCs w:val="20"/>
-          <w:u w:val="none"/>
-          <w:shd w:fill="auto" w:val="clear"/>
-          <w:vertAlign w:val="baseline"/>
-          <w:rtl w:val="0"/>
-        </w:rPr>
-        <w:t xml:space="preserve">REQ-15 to REQ-17: Payment processing, confirmation, refunds</w:t>
-      </w:r>
-      <w:r>
-        <w:rPr>
-          <w:rtl w:val="0"/>
-        </w:rPr>
+        <w:t>REQ-15 to REQ-17: Payment processing, confirmation and refunds — PLANNED, not executable in current code.</w:t>
       </w:r>
     </w:p>
     <w:p>
@@ -919,28 +688,7 @@
         <w:rPr/>
       </w:pPr>
       <w:r>
-        <w:rPr>
-          <w:rFonts w:ascii="Calibri" w:cs="Calibri" w:eastAsia="Calibri" w:hAnsi="Calibri"/>
-          <w:b w:val="0"/>
-          <w:bCs w:val="0"/>
-          <w:i w:val="0"/>
-          <w:iCs w:val="0"/>
-          <w:smallCaps w:val="0"/>
-          <w:strike w:val="0"/>
-          <w:color w:val="000000"/>
-          <w:sz w:val="20"/>
-          <w:szCs w:val="20"/>
-          <w:u w:val="none"/>
-          <w:shd w:fill="auto" w:val="clear"/>
-          <w:vertAlign w:val="baseline"/>
-          <w:rtl w:val="0"/>
-        </w:rPr>
-        <w:t xml:space="preserve">REQ-18 to REQ-20: Confirmation, reminder, and change notifications</w:t>
-      </w:r>
-      <w:r>
-        <w:rPr>
-          <w:rtl w:val="0"/>
-        </w:rPr>
+        <w:t>REQ-18 to REQ-20: Confirmation, reminder and change notifications — PLANNED, not executable in current code.</w:t>
       </w:r>
     </w:p>
     <w:p>
@@ -967,28 +715,7 @@
         <w:rPr/>
       </w:pPr>
       <w:r>
-        <w:rPr>
-          <w:rFonts w:ascii="Calibri" w:cs="Calibri" w:eastAsia="Calibri" w:hAnsi="Calibri"/>
-          <w:b w:val="0"/>
-          <w:bCs w:val="0"/>
-          <w:i w:val="0"/>
-          <w:iCs w:val="0"/>
-          <w:smallCaps w:val="0"/>
-          <w:strike w:val="0"/>
-          <w:color w:val="000000"/>
-          <w:sz w:val="20"/>
-          <w:szCs w:val="20"/>
-          <w:u w:val="none"/>
-          <w:shd w:fill="auto" w:val="clear"/>
-          <w:vertAlign w:val="baseline"/>
-          <w:rtl w:val="0"/>
-        </w:rPr>
-        <w:t xml:space="preserve">REQ-21 to REQ-23: QR ticket generation, check-in validation, duplicate-scan handling</w:t>
-      </w:r>
-      <w:r>
-        <w:rPr>
-          <w:rtl w:val="0"/>
-        </w:rPr>
+        <w:t>REQ-21 to REQ-23: QR ticket generation and check-in — PLANNED, not executable in current code.</w:t>
       </w:r>
     </w:p>
     <w:p>
@@ -1015,28 +742,7 @@
         <w:rPr/>
       </w:pPr>
       <w:r>
-        <w:rPr>
-          <w:rFonts w:ascii="Calibri" w:cs="Calibri" w:eastAsia="Calibri" w:hAnsi="Calibri"/>
-          <w:b w:val="0"/>
-          <w:bCs w:val="0"/>
-          <w:i w:val="0"/>
-          <w:iCs w:val="0"/>
-          <w:smallCaps w:val="0"/>
-          <w:strike w:val="0"/>
-          <w:color w:val="000000"/>
-          <w:sz w:val="20"/>
-          <w:szCs w:val="20"/>
-          <w:u w:val="none"/>
-          <w:shd w:fill="auto" w:val="clear"/>
-          <w:vertAlign w:val="baseline"/>
-          <w:rtl w:val="0"/>
-        </w:rPr>
-        <w:t xml:space="preserve">REQ-24 to REQ-26: Organizer/Admin dashboards and CSV export</w:t>
-      </w:r>
-      <w:r>
-        <w:rPr>
-          <w:rtl w:val="0"/>
-        </w:rPr>
+        <w:t>REQ-24 to REQ-26: Admin/organizer dashboards and CSV export — PLANNED, not executable in current code.</w:t>
       </w:r>
     </w:p>
     <w:p>
@@ -1063,23 +769,7 @@
         <w:rPr/>
       </w:pPr>
       <w:r>
-        <w:rPr>
-          <w:rFonts w:ascii="Times New Roman" w:cs="Times New Roman" w:eastAsia="Times New Roman" w:hAnsi="Times New Roman"/>
-          <w:b w:val="0"/>
-          <w:bCs w:val="0"/>
-          <w:i w:val="0"/>
-          <w:iCs w:val="0"/>
-          <w:smallCaps w:val="0"/>
-          <w:strike w:val="0"/>
-          <w:color w:val="000000"/>
-          <w:sz w:val="20"/>
-          <w:szCs w:val="20"/>
-          <w:u w:val="none"/>
-          <w:shd w:fill="auto" w:val="clear"/>
-          <w:vertAlign w:val="baseline"/>
-          <w:rtl w:val="0"/>
-        </w:rPr>
-        <w:t xml:space="preserve">NFR-PERF-01/02: Response time and overbooking prevention under load</w:t>
+        <w:t>NFR-PERF-01: Event search/listing response time — a local synthetic-data run on 29 Oct 2026 recorded p95 178.211 ms and 100% of 1,000 requests under 2 seconds. NFR-PERF-02 concurrent registration/no overbooking — NOT TESTED because no registration flow exists.</w:t>
       </w:r>
     </w:p>
     <w:p>
@@ -1323,16 +1013,9 @@
         <w:rPr/>
       </w:pPr>
       <w:r>
-        <w:rPr>
-          <w:rFonts w:ascii="Calibri" w:cs="Calibri" w:eastAsia="Calibri" w:hAnsi="Calibri"/>
-          <w:rtl w:val="0"/>
-        </w:rPr>
-        <w:t xml:space="preserve">Levels:</w:t>
-      </w:r>
-      <w:r>
-        <w:rPr>
-          <w:rtl w:val="0"/>
-        </w:rPr>
+        <w:t>Current executable levels: HTTP integration tests against the Express API using an isolated SQLite test database, plus a frontend production build. Manual browser smoke testing is separate and remains to be recorded. Target levels/flows below include future modules and should not be reported as completed until implemented.</w:t>
+        <w:br/>
+        <w:t>Levels:</w:t>
       </w:r>
     </w:p>
     <w:p>
@@ -2070,16 +1753,7 @@
         <w:rPr/>
       </w:pPr>
       <w:r>
-        <w:rPr>
-          <w:rFonts w:ascii="Calibri" w:cs="Calibri" w:eastAsia="Calibri" w:hAnsi="Calibri"/>
-          <w:rtl w:val="0"/>
-        </w:rPr>
-        <w:t xml:space="preserve">Software: EMS web application (staging build), payment gateway sandbox, email/SMS provider sandbox.</w:t>
-      </w:r>
-      <w:r>
-        <w:rPr>
-          <w:rtl w:val="0"/>
-        </w:rPr>
+        <w:t>Software: local React/Vite application, Node.js/Express backend, isolated SQLite test database. Payment gateway/email/SMS sandboxes are not configured because those integrations are not implemented.</w:t>
       </w:r>
     </w:p>
     <w:p>
@@ -2100,16 +1774,7 @@
         <w:rPr/>
       </w:pPr>
       <w:r>
-        <w:rPr>
-          <w:rFonts w:ascii="Calibri" w:cs="Calibri" w:eastAsia="Calibri" w:hAnsi="Calibri"/>
-          <w:rtl w:val="0"/>
-        </w:rPr>
-        <w:t xml:space="preserve">Test Data: Dummy organizer and attendee accounts, sample events of varying capacity, test payment cards provided by the gateway sandbox.</w:t>
-      </w:r>
-      <w:r>
-        <w:rPr>
-          <w:rtl w:val="0"/>
-        </w:rPr>
+        <w:t>Test Data: disposable attendee/organizer accounts and synthetic events in a temporary SQLite test database. No payment card test data is used in the current test suite.</w:t>
       </w:r>
     </w:p>
     <w:p>
@@ -4022,16 +3687,7 @@
         <w:rPr/>
       </w:pPr>
       <w:r>
-        <w:rPr>
-          <w:rFonts w:ascii="Calibri" w:cs="Calibri" w:eastAsia="Calibri" w:hAnsi="Calibri"/>
-          <w:rtl w:val="0"/>
-        </w:rPr>
-        <w:t xml:space="preserve">An RTM maps each SRS requirement to the test case(s) that verify it. Full test case list (Section 14) and the summary mapping below satisfy the Part-1 requirement for traceability between the SRS and this Test Plan.</w:t>
-      </w:r>
-      <w:r>
-        <w:rPr>
-          <w:rtl w:val="0"/>
-        </w:rPr>
+        <w:t>An RTM maps each SRS requirement to its test case(s). For this revision, the test case catalogue includes target cases for future modules; only implemented-scope cases have executable routes/models and recorded test evidence. See docs/TESTING_AND_RESULTS.md for results.</w:t>
       </w:r>
     </w:p>
     <w:tbl>
@@ -5354,10 +5010,7 @@
         <w:rPr/>
       </w:pPr>
       <w:r>
-        <w:rPr>
-          <w:rtl w:val="0"/>
-        </w:rPr>
-        <w:t xml:space="preserve">The test cases below cover functional requirements, non-functional requirements, and dedicated security validation, exceeding the Part-1 minimum of 7-10 test cases.</w:t>
+        <w:t>The test case catalogue below records both implemented-scope tests and target test designs. Cases for registration, payment, notifications, QR check-in and reporting are PLANNED and have not passed; execution must wait until the corresponding code exists.</w:t>
       </w:r>
     </w:p>
     <w:tbl>
@@ -7990,19 +7643,7 @@
         </w:rPr>
       </w:pPr>
       <w:r>
-        <w:rPr>
-          <w:rFonts w:ascii="Calibri" w:cs="Calibri" w:eastAsia="Calibri" w:hAnsi="Calibri"/>
-          <w:b w:val="1"/>
-          <w:bCs w:val="1"/>
-          <w:color w:val="000000"/>
-          <w:rtl w:val="0"/>
-        </w:rPr>
-        <w:t xml:space="preserve">16. Approvals</w:t>
-      </w:r>
-      <w:r>
-        <w:rPr>
-          <w:rtl w:val="0"/>
-        </w:rPr>
+        <w:t>16. Approvals</w:t>
       </w:r>
     </w:p>
     <w:tbl>
@@ -8347,6 +7988,291 @@
         </w:rPr>
       </w:r>
     </w:p>
+    <w:p>
+      <w:r>
+        <w:br w:type="page"/>
+      </w:r>
+    </w:p>
+    <w:p>
+      <w:pPr>
+        <w:pStyle w:val="Heading1"/>
+      </w:pPr>
+      <w:r>
+        <w:t>17. Current execution status</w:t>
+      </w:r>
+    </w:p>
+    <w:p>
+      <w:r>
+        <w:t>This execution status is a summary of the reports in the repository, not a claim that every target test case in Section 14 has run. Automated API tests verify the backend request/response and persistence paths; there is no browser automation suite in this snapshot.</w:t>
+      </w:r>
+    </w:p>
+    <w:tbl>
+      <w:tblPr>
+        <w:tblW w:type="auto" w:w="0"/>
+        <w:tblLook w:firstColumn="1" w:firstRow="1" w:lastColumn="0" w:lastRow="0" w:noHBand="0" w:noVBand="1" w:val="04A0"/>
+      </w:tblPr>
+      <w:tblGrid>
+        <w:gridCol w:w="3120"/>
+        <w:gridCol w:w="3120"/>
+        <w:gridCol w:w="3120"/>
+      </w:tblGrid>
+      <w:tr>
+        <w:tc>
+          <w:tcPr>
+            <w:tcW w:type="dxa" w:w="3120"/>
+          </w:tcPr>
+          <w:p>
+            <w:r>
+              <w:t>Test / artifact</w:t>
+            </w:r>
+          </w:p>
+        </w:tc>
+        <w:tc>
+          <w:tcPr>
+            <w:tcW w:type="dxa" w:w="3120"/>
+          </w:tcPr>
+          <w:p>
+            <w:r>
+              <w:t>Recorded result</w:t>
+            </w:r>
+          </w:p>
+        </w:tc>
+        <w:tc>
+          <w:tcPr>
+            <w:tcW w:type="dxa" w:w="3120"/>
+          </w:tcPr>
+          <w:p>
+            <w:r>
+              <w:t>Limit / status</w:t>
+            </w:r>
+          </w:p>
+        </w:tc>
+      </w:tr>
+      <w:tr>
+        <w:tc>
+          <w:tcPr>
+            <w:tcW w:type="dxa" w:w="3120"/>
+          </w:tcPr>
+          <w:p>
+            <w:r>
+              <w:t>Backend regression suite (`docs/issue-12-regression-report.md)</w:t>
+            </w:r>
+          </w:p>
+        </w:tc>
+        <w:tc>
+          <w:tcPr>
+            <w:tcW w:type="dxa" w:w="3120"/>
+          </w:tcPr>
+          <w:p>
+            <w:r>
+              <w:t>20 tests passed, 0 failures (as recorded in the regression report).</w:t>
+            </w:r>
+          </w:p>
+        </w:tc>
+        <w:tc>
+          <w:tcPr>
+            <w:tcW w:type="dxa" w:w="3120"/>
+          </w:tcPr>
+          <w:p>
+            <w:r>
+              <w:t>API-level integration; not a full browser E2E run.</w:t>
+            </w:r>
+          </w:p>
+        </w:tc>
+      </w:tr>
+      <w:tr>
+        <w:tc>
+          <w:tcPr>
+            <w:tcW w:type="dxa" w:w="3120"/>
+          </w:tcPr>
+          <w:p>
+            <w:r>
+              <w:t>Historical API CI run (`docs/API_Integration_Test_Report.md`)</w:t>
+            </w:r>
+          </w:p>
+        </w:tc>
+        <w:tc>
+          <w:tcPr>
+            <w:tcW w:type="dxa" w:w="3120"/>
+          </w:tcPr>
+          <w:p>
+            <w:r>
+              <w:t>18 tests passed; backend validation and frontend build jobs succeeded in the linked historical run.</w:t>
+            </w:r>
+          </w:p>
+        </w:tc>
+        <w:tc>
+          <w:tcPr>
+            <w:tcW w:type="dxa" w:w="3120"/>
+          </w:tcPr>
+          <w:p>
+            <w:r>
+              <w:t>Earlier commit and test count; do not add this count to the later run.</w:t>
+            </w:r>
+          </w:p>
+        </w:tc>
+      </w:tr>
+      <w:tr>
+        <w:tc>
+          <w:tcPr>
+            <w:tcW w:type="dxa" w:w="3120"/>
+          </w:tcPr>
+          <w:p>
+            <w:r>
+              <w:t>Frontend production build</w:t>
+            </w:r>
+          </w:p>
+        </w:tc>
+        <w:tc>
+          <w:tcPr>
+            <w:tcW w:type="dxa" w:w="3120"/>
+          </w:tcPr>
+          <w:p>
+            <w:r>
+              <w:t>`npm run build` recorded as successful in the regression report.</w:t>
+            </w:r>
+          </w:p>
+        </w:tc>
+        <w:tc>
+          <w:tcPr>
+            <w:tcW w:type="dxa" w:w="3120"/>
+          </w:tcPr>
+          <w:p>
+            <w:r>
+              <w:t>Build success does not prove every visual/browser behavior.</w:t>
+            </w:r>
+          </w:p>
+        </w:tc>
+      </w:tr>
+      <w:tr>
+        <w:tc>
+          <w:tcPr>
+            <w:tcW w:type="dxa" w:w="3120"/>
+          </w:tcPr>
+          <w:p>
+            <w:r>
+              <w:t>Event search/listing benchmark, local run 29 Oct 2026</w:t>
+            </w:r>
+          </w:p>
+        </w:tc>
+        <w:tc>
+          <w:tcPr>
+            <w:tcW w:type="dxa" w:w="3120"/>
+          </w:tcPr>
+          <w:p>
+            <w:r>
+              <w:t>1,000/1,000 requests successful; p95 178.211 ms; max 259.926 ms; 100% under 2 seconds.</w:t>
+            </w:r>
+          </w:p>
+        </w:tc>
+        <w:tc>
+          <w:tcPr>
+            <w:tcW w:type="dxa" w:w="3120"/>
+          </w:tcPr>
+          <w:p>
+            <w:r>
+              <w:t>Synthetic local SQLite workload only; script/results are associated with separate Issue #31 work.</w:t>
+            </w:r>
+          </w:p>
+        </w:tc>
+      </w:tr>
+      <w:tr>
+        <w:tc>
+          <w:tcPr>
+            <w:tcW w:type="dxa" w:w="3120"/>
+          </w:tcPr>
+          <w:p>
+            <w:r>
+              <w:t>Registration concurrency and capacity integrity</w:t>
+            </w:r>
+          </w:p>
+        </w:tc>
+        <w:tc>
+          <w:tcPr>
+            <w:tcW w:type="dxa" w:w="3120"/>
+          </w:tcPr>
+          <w:p>
+            <w:r>
+              <w:t>NOT TESTED.</w:t>
+            </w:r>
+          </w:p>
+        </w:tc>
+        <w:tc>
+          <w:tcPr>
+            <w:tcW w:type="dxa" w:w="3120"/>
+          </w:tcPr>
+          <w:p>
+            <w:r>
+              <w:t>Registration flow is not implemented, so 500 concurrent bookings/no-overbooking cannot be asserted.</w:t>
+            </w:r>
+          </w:p>
+        </w:tc>
+      </w:tr>
+      <w:tr>
+        <w:tc>
+          <w:tcPr>
+            <w:tcW w:type="dxa" w:w="3120"/>
+          </w:tcPr>
+          <w:p>
+            <w:r>
+              <w:t>Manual browser smoke-check</w:t>
+            </w:r>
+          </w:p>
+        </w:tc>
+        <w:tc>
+          <w:tcPr>
+            <w:tcW w:type="dxa" w:w="3120"/>
+          </w:tcPr>
+          <w:p>
+            <w:r>
+              <w:t>Pending team execution, per current report.</w:t>
+            </w:r>
+          </w:p>
+        </w:tc>
+        <w:tc>
+          <w:tcPr>
+            <w:tcW w:type="dxa" w:w="3120"/>
+          </w:tcPr>
+          <w:p>
+            <w:r>
+              <w:t>Record browser, environment, date, pass/fail and screenshot evidence before final demonstration.</w:t>
+            </w:r>
+          </w:p>
+        </w:tc>
+      </w:tr>
+      <w:tr>
+        <w:tc>
+          <w:tcPr>
+            <w:tcW w:type="dxa" w:w="3120"/>
+          </w:tcPr>
+          <w:p>
+            <w:r>
+              <w:t>Payment, notification, QR/check-in, feedback and reporting test cases</w:t>
+            </w:r>
+          </w:p>
+        </w:tc>
+        <w:tc>
+          <w:tcPr>
+            <w:tcW w:type="dxa" w:w="3120"/>
+          </w:tcPr>
+          <w:p>
+            <w:r>
+              <w:t>Planned; not executed.</w:t>
+            </w:r>
+          </w:p>
+        </w:tc>
+        <w:tc>
+          <w:tcPr>
+            <w:tcW w:type="dxa" w:w="3120"/>
+          </w:tcPr>
+          <w:p>
+            <w:r>
+              <w:t>No matching model/routes/UI in current baseline.</w:t>
+            </w:r>
+          </w:p>
+        </w:tc>
+      </w:tr>
+    </w:tbl>
     <w:sectPr>
       <w:pgSz w:h="15840" w:w="12240" w:orient="portrait"/>
       <w:pgMar w:bottom="1440" w:top="1440" w:left="1440" w:right="1440" w:header="708" w:footer="708"/>
